--- a/docs/package/03_Contracts/iNXT_BrokerVerse_Source_Code_Escrow_Agreement.docx
+++ b/docs/package/03_Contracts/iNXT_BrokerVerse_Source_Code_Escrow_Agreement.docx
@@ -789,7 +789,7 @@
             </w:rPr>
             <w:fldChar w:fldCharType="separate"/>
           </w:r>
-          <w:hyperlink w:anchor="__RefHeading___Toc55714_4049217194">
+          <w:hyperlink w:anchor="__RefHeading___Toc55714_3199679052">
             <w:r>
               <w:rPr>
                 <w:webHidden/>
@@ -824,7 +824,7 @@
             </w:tabs>
             <w:rPr/>
           </w:pPr>
-          <w:hyperlink w:anchor="__RefHeading___Toc55716_4049217194">
+          <w:hyperlink w:anchor="__RefHeading___Toc55716_3199679052">
             <w:r>
               <w:rPr>
                 <w:webHidden/>
@@ -853,7 +853,7 @@
             </w:tabs>
             <w:rPr/>
           </w:pPr>
-          <w:hyperlink w:anchor="__RefHeading___Toc55718_4049217194">
+          <w:hyperlink w:anchor="__RefHeading___Toc55718_3199679052">
             <w:r>
               <w:rPr>
                 <w:webHidden/>
@@ -875,7 +875,7 @@
             </w:tabs>
             <w:rPr/>
           </w:pPr>
-          <w:hyperlink w:anchor="__RefHeading___Toc55720_4049217194">
+          <w:hyperlink w:anchor="__RefHeading___Toc55720_3199679052">
             <w:r>
               <w:rPr>
                 <w:webHidden/>
@@ -897,7 +897,7 @@
             </w:tabs>
             <w:rPr/>
           </w:pPr>
-          <w:hyperlink w:anchor="__RefHeading___Toc55722_4049217194">
+          <w:hyperlink w:anchor="__RefHeading___Toc55722_3199679052">
             <w:r>
               <w:rPr>
                 <w:webHidden/>
@@ -919,7 +919,7 @@
             </w:tabs>
             <w:rPr/>
           </w:pPr>
-          <w:hyperlink w:anchor="__RefHeading___Toc55724_4049217194">
+          <w:hyperlink w:anchor="__RefHeading___Toc55724_3199679052">
             <w:r>
               <w:rPr>
                 <w:webHidden/>
@@ -941,7 +941,7 @@
             </w:tabs>
             <w:rPr/>
           </w:pPr>
-          <w:hyperlink w:anchor="__RefHeading___Toc55726_4049217194">
+          <w:hyperlink w:anchor="__RefHeading___Toc55726_3199679052">
             <w:r>
               <w:rPr>
                 <w:webHidden/>
@@ -963,7 +963,7 @@
             </w:tabs>
             <w:rPr/>
           </w:pPr>
-          <w:hyperlink w:anchor="__RefHeading___Toc55728_4049217194">
+          <w:hyperlink w:anchor="__RefHeading___Toc55728_3199679052">
             <w:r>
               <w:rPr>
                 <w:webHidden/>
@@ -985,7 +985,7 @@
             </w:tabs>
             <w:rPr/>
           </w:pPr>
-          <w:hyperlink w:anchor="__RefHeading___Toc55730_4049217194">
+          <w:hyperlink w:anchor="__RefHeading___Toc55730_3199679052">
             <w:r>
               <w:rPr>
                 <w:webHidden/>
@@ -1007,7 +1007,7 @@
             </w:tabs>
             <w:rPr/>
           </w:pPr>
-          <w:hyperlink w:anchor="__RefHeading___Toc55732_4049217194">
+          <w:hyperlink w:anchor="__RefHeading___Toc55732_3199679052">
             <w:r>
               <w:rPr>
                 <w:webHidden/>
@@ -1029,7 +1029,7 @@
             </w:tabs>
             <w:rPr/>
           </w:pPr>
-          <w:hyperlink w:anchor="__RefHeading___Toc55734_4049217194">
+          <w:hyperlink w:anchor="__RefHeading___Toc55734_3199679052">
             <w:r>
               <w:rPr>
                 <w:webHidden/>
@@ -1051,7 +1051,7 @@
             </w:tabs>
             <w:rPr/>
           </w:pPr>
-          <w:hyperlink w:anchor="__RefHeading___Toc55736_4049217194">
+          <w:hyperlink w:anchor="__RefHeading___Toc55736_3199679052">
             <w:r>
               <w:rPr>
                 <w:webHidden/>
@@ -1073,7 +1073,7 @@
             </w:tabs>
             <w:rPr/>
           </w:pPr>
-          <w:hyperlink w:anchor="__RefHeading___Toc55738_4049217194">
+          <w:hyperlink w:anchor="__RefHeading___Toc55738_3199679052">
             <w:r>
               <w:rPr>
                 <w:webHidden/>
@@ -1095,7 +1095,7 @@
             </w:tabs>
             <w:rPr/>
           </w:pPr>
-          <w:hyperlink w:anchor="__RefHeading___Toc55740_4049217194">
+          <w:hyperlink w:anchor="__RefHeading___Toc55740_3199679052">
             <w:r>
               <w:rPr>
                 <w:webHidden/>
@@ -1117,7 +1117,7 @@
             </w:tabs>
             <w:rPr/>
           </w:pPr>
-          <w:hyperlink w:anchor="__RefHeading___Toc55742_4049217194">
+          <w:hyperlink w:anchor="__RefHeading___Toc55742_3199679052">
             <w:r>
               <w:rPr>
                 <w:webHidden/>
@@ -1139,7 +1139,7 @@
             </w:tabs>
             <w:rPr/>
           </w:pPr>
-          <w:hyperlink w:anchor="__RefHeading___Toc55744_4049217194">
+          <w:hyperlink w:anchor="__RefHeading___Toc55744_3199679052">
             <w:r>
               <w:rPr>
                 <w:webHidden/>
@@ -1161,7 +1161,7 @@
             </w:tabs>
             <w:rPr/>
           </w:pPr>
-          <w:hyperlink w:anchor="__RefHeading___Toc55746_4049217194">
+          <w:hyperlink w:anchor="__RefHeading___Toc55746_3199679052">
             <w:r>
               <w:rPr>
                 <w:webHidden/>
@@ -1183,7 +1183,7 @@
             </w:tabs>
             <w:rPr/>
           </w:pPr>
-          <w:hyperlink w:anchor="__RefHeading___Toc55748_4049217194">
+          <w:hyperlink w:anchor="__RefHeading___Toc55748_3199679052">
             <w:r>
               <w:rPr>
                 <w:webHidden/>
@@ -1205,7 +1205,7 @@
             </w:tabs>
             <w:rPr/>
           </w:pPr>
-          <w:hyperlink w:anchor="__RefHeading___Toc55750_4049217194">
+          <w:hyperlink w:anchor="__RefHeading___Toc55750_3199679052">
             <w:r>
               <w:rPr>
                 <w:webHidden/>
@@ -1227,7 +1227,7 @@
             </w:tabs>
             <w:rPr/>
           </w:pPr>
-          <w:hyperlink w:anchor="__RefHeading___Toc55752_4049217194">
+          <w:hyperlink w:anchor="__RefHeading___Toc55752_3199679052">
             <w:r>
               <w:rPr>
                 <w:webHidden/>
@@ -1249,7 +1249,7 @@
             </w:tabs>
             <w:rPr/>
           </w:pPr>
-          <w:hyperlink w:anchor="__RefHeading___Toc55754_4049217194">
+          <w:hyperlink w:anchor="__RefHeading___Toc55754_3199679052">
             <w:r>
               <w:rPr>
                 <w:webHidden/>
@@ -1271,7 +1271,7 @@
             </w:tabs>
             <w:rPr/>
           </w:pPr>
-          <w:hyperlink w:anchor="__RefHeading___Toc55756_4049217194">
+          <w:hyperlink w:anchor="__RefHeading___Toc55756_3199679052">
             <w:r>
               <w:rPr>
                 <w:webHidden/>
@@ -1293,7 +1293,7 @@
             </w:tabs>
             <w:rPr/>
           </w:pPr>
-          <w:hyperlink w:anchor="__RefHeading___Toc55758_4049217194">
+          <w:hyperlink w:anchor="__RefHeading___Toc55758_3199679052">
             <w:r>
               <w:rPr>
                 <w:webHidden/>
@@ -1315,7 +1315,7 @@
             </w:tabs>
             <w:rPr/>
           </w:pPr>
-          <w:hyperlink w:anchor="__RefHeading___Toc55760_4049217194">
+          <w:hyperlink w:anchor="__RefHeading___Toc55760_3199679052">
             <w:r>
               <w:rPr>
                 <w:webHidden/>
@@ -1337,7 +1337,7 @@
             </w:tabs>
             <w:rPr/>
           </w:pPr>
-          <w:hyperlink w:anchor="__RefHeading___Toc55762_4049217194">
+          <w:hyperlink w:anchor="__RefHeading___Toc55762_3199679052">
             <w:r>
               <w:rPr>
                 <w:webHidden/>
@@ -1359,7 +1359,7 @@
             </w:tabs>
             <w:rPr/>
           </w:pPr>
-          <w:hyperlink w:anchor="__RefHeading___Toc55764_4049217194">
+          <w:hyperlink w:anchor="__RefHeading___Toc55764_3199679052">
             <w:r>
               <w:rPr>
                 <w:webHidden/>
@@ -1381,7 +1381,7 @@
             </w:tabs>
             <w:rPr/>
           </w:pPr>
-          <w:hyperlink w:anchor="__RefHeading___Toc55766_4049217194">
+          <w:hyperlink w:anchor="__RefHeading___Toc55766_3199679052">
             <w:r>
               <w:rPr>
                 <w:webHidden/>
@@ -1429,7 +1429,7 @@
       <w:r>
         <w:br w:type="page"/>
       </w:r>
-      <w:bookmarkStart w:id="0" w:name="__RefHeading___Toc55714_4049217194"/>
+      <w:bookmarkStart w:id="0" w:name="__RefHeading___Toc55714_3199679052"/>
       <w:bookmarkStart w:id="1" w:name="_Toc48319687"/>
       <w:bookmarkStart w:id="2" w:name="_Toc11824118"/>
       <w:bookmarkEnd w:id="0"/>
@@ -2074,7 +2074,7 @@
           <w:spacing w:val="0"/>
         </w:rPr>
       </w:pPr>
-      <w:bookmarkStart w:id="4" w:name="__RefHeading___Toc55716_4049217194"/>
+      <w:bookmarkStart w:id="4" w:name="__RefHeading___Toc55716_3199679052"/>
       <w:bookmarkStart w:id="5" w:name="_Toc233203388"/>
       <w:bookmarkEnd w:id="4"/>
       <w:r>
@@ -3063,7 +3063,7 @@
         <w:pageBreakBefore w:val="false"/>
         <w:rPr/>
       </w:pPr>
-      <w:bookmarkStart w:id="6" w:name="__RefHeading___Toc55718_4049217194"/>
+      <w:bookmarkStart w:id="6" w:name="__RefHeading___Toc55718_3199679052"/>
       <w:bookmarkEnd w:id="6"/>
       <w:r>
         <w:rPr>
@@ -3196,7 +3196,7 @@
         <w:pStyle w:val="Heading1"/>
         <w:rPr/>
       </w:pPr>
-      <w:bookmarkStart w:id="7" w:name="__RefHeading___Toc55720_4049217194"/>
+      <w:bookmarkStart w:id="7" w:name="__RefHeading___Toc55720_3199679052"/>
       <w:bookmarkEnd w:id="7"/>
       <w:r>
         <w:rPr>
@@ -3213,7 +3213,7 @@
         <w:pStyle w:val="Heading2"/>
         <w:rPr/>
       </w:pPr>
-      <w:bookmarkStart w:id="8" w:name="__RefHeading___Toc55722_4049217194"/>
+      <w:bookmarkStart w:id="8" w:name="__RefHeading___Toc55722_3199679052"/>
       <w:bookmarkEnd w:id="8"/>
       <w:r>
         <w:rPr>
@@ -3535,7 +3535,7 @@
         <w:pStyle w:val="Heading2"/>
         <w:rPr/>
       </w:pPr>
-      <w:bookmarkStart w:id="9" w:name="__RefHeading___Toc55724_4049217194"/>
+      <w:bookmarkStart w:id="9" w:name="__RefHeading___Toc55724_3199679052"/>
       <w:bookmarkEnd w:id="9"/>
       <w:r>
         <w:rPr>
@@ -4281,7 +4281,7 @@
         <w:pStyle w:val="Heading2"/>
         <w:rPr/>
       </w:pPr>
-      <w:bookmarkStart w:id="10" w:name="__RefHeading___Toc55726_4049217194"/>
+      <w:bookmarkStart w:id="10" w:name="__RefHeading___Toc55726_3199679052"/>
       <w:bookmarkEnd w:id="10"/>
       <w:r>
         <w:rPr>
@@ -4316,7 +4316,7 @@
         <w:pStyle w:val="Heading1"/>
         <w:rPr/>
       </w:pPr>
-      <w:bookmarkStart w:id="11" w:name="__RefHeading___Toc55728_4049217194"/>
+      <w:bookmarkStart w:id="11" w:name="__RefHeading___Toc55728_3199679052"/>
       <w:bookmarkEnd w:id="11"/>
       <w:r>
         <w:rPr>
@@ -4333,7 +4333,7 @@
         <w:pStyle w:val="Heading2"/>
         <w:rPr/>
       </w:pPr>
-      <w:bookmarkStart w:id="12" w:name="__RefHeading___Toc55730_4049217194"/>
+      <w:bookmarkStart w:id="12" w:name="__RefHeading___Toc55730_3199679052"/>
       <w:bookmarkEnd w:id="12"/>
       <w:r>
         <w:rPr>
@@ -4641,7 +4641,7 @@
         <w:pStyle w:val="Heading2"/>
         <w:rPr/>
       </w:pPr>
-      <w:bookmarkStart w:id="13" w:name="__RefHeading___Toc55732_4049217194"/>
+      <w:bookmarkStart w:id="13" w:name="__RefHeading___Toc55732_3199679052"/>
       <w:bookmarkEnd w:id="13"/>
       <w:r>
         <w:rPr>
@@ -4737,7 +4737,7 @@
         <w:pStyle w:val="Heading1"/>
         <w:rPr/>
       </w:pPr>
-      <w:bookmarkStart w:id="14" w:name="__RefHeading___Toc55734_4049217194"/>
+      <w:bookmarkStart w:id="14" w:name="__RefHeading___Toc55734_3199679052"/>
       <w:bookmarkEnd w:id="14"/>
       <w:r>
         <w:rPr>
@@ -4754,7 +4754,7 @@
         <w:pStyle w:val="Heading2"/>
         <w:rPr/>
       </w:pPr>
-      <w:bookmarkStart w:id="15" w:name="__RefHeading___Toc55736_4049217194"/>
+      <w:bookmarkStart w:id="15" w:name="__RefHeading___Toc55736_3199679052"/>
       <w:bookmarkEnd w:id="15"/>
       <w:r>
         <w:rPr>
@@ -4839,7 +4839,7 @@
         <w:pStyle w:val="Heading2"/>
         <w:rPr/>
       </w:pPr>
-      <w:bookmarkStart w:id="16" w:name="__RefHeading___Toc55738_4049217194"/>
+      <w:bookmarkStart w:id="16" w:name="__RefHeading___Toc55738_3199679052"/>
       <w:bookmarkEnd w:id="16"/>
       <w:r>
         <w:rPr>
@@ -5024,7 +5024,7 @@
         <w:pStyle w:val="Heading2"/>
         <w:rPr/>
       </w:pPr>
-      <w:bookmarkStart w:id="17" w:name="__RefHeading___Toc55740_4049217194"/>
+      <w:bookmarkStart w:id="17" w:name="__RefHeading___Toc55740_3199679052"/>
       <w:bookmarkEnd w:id="17"/>
       <w:r>
         <w:rPr>
@@ -5120,7 +5120,7 @@
         <w:pStyle w:val="Heading1"/>
         <w:rPr/>
       </w:pPr>
-      <w:bookmarkStart w:id="18" w:name="__RefHeading___Toc55742_4049217194"/>
+      <w:bookmarkStart w:id="18" w:name="__RefHeading___Toc55742_3199679052"/>
       <w:bookmarkEnd w:id="18"/>
       <w:r>
         <w:rPr>
@@ -5137,7 +5137,7 @@
         <w:pStyle w:val="Heading2"/>
         <w:rPr/>
       </w:pPr>
-      <w:bookmarkStart w:id="19" w:name="__RefHeading___Toc55744_4049217194"/>
+      <w:bookmarkStart w:id="19" w:name="__RefHeading___Toc55744_3199679052"/>
       <w:bookmarkEnd w:id="19"/>
       <w:r>
         <w:rPr>
@@ -5211,7 +5211,7 @@
         <w:pStyle w:val="Heading2"/>
         <w:rPr/>
       </w:pPr>
-      <w:bookmarkStart w:id="20" w:name="__RefHeading___Toc55746_4049217194"/>
+      <w:bookmarkStart w:id="20" w:name="__RefHeading___Toc55746_3199679052"/>
       <w:bookmarkEnd w:id="20"/>
       <w:r>
         <w:rPr>
@@ -5304,7 +5304,7 @@
         <w:pStyle w:val="Heading2"/>
         <w:rPr/>
       </w:pPr>
-      <w:bookmarkStart w:id="21" w:name="__RefHeading___Toc55748_4049217194"/>
+      <w:bookmarkStart w:id="21" w:name="__RefHeading___Toc55748_3199679052"/>
       <w:bookmarkEnd w:id="21"/>
       <w:r>
         <w:rPr>
@@ -5336,7 +5336,7 @@
         <w:pStyle w:val="Heading2"/>
         <w:rPr/>
       </w:pPr>
-      <w:bookmarkStart w:id="22" w:name="__RefHeading___Toc55750_4049217194"/>
+      <w:bookmarkStart w:id="22" w:name="__RefHeading___Toc55750_3199679052"/>
       <w:bookmarkEnd w:id="22"/>
       <w:r>
         <w:rPr>
@@ -5448,7 +5448,7 @@
         <w:pStyle w:val="Heading2"/>
         <w:rPr/>
       </w:pPr>
-      <w:bookmarkStart w:id="23" w:name="__RefHeading___Toc55752_4049217194"/>
+      <w:bookmarkStart w:id="23" w:name="__RefHeading___Toc55752_3199679052"/>
       <w:bookmarkEnd w:id="23"/>
       <w:r>
         <w:rPr>
@@ -5636,7 +5636,7 @@
         <w:pStyle w:val="Heading1"/>
         <w:rPr/>
       </w:pPr>
-      <w:bookmarkStart w:id="24" w:name="__RefHeading___Toc55754_4049217194"/>
+      <w:bookmarkStart w:id="24" w:name="__RefHeading___Toc55754_3199679052"/>
       <w:bookmarkEnd w:id="24"/>
       <w:r>
         <w:rPr>
@@ -6369,7 +6369,7 @@
       <w:r>
         <w:br w:type="page"/>
       </w:r>
-      <w:bookmarkStart w:id="25" w:name="__RefHeading___Toc55756_4049217194"/>
+      <w:bookmarkStart w:id="25" w:name="__RefHeading___Toc55756_3199679052"/>
       <w:bookmarkEnd w:id="25"/>
       <w:r>
         <w:rPr>
@@ -6386,7 +6386,7 @@
         <w:pStyle w:val="Heading2"/>
         <w:rPr/>
       </w:pPr>
-      <w:bookmarkStart w:id="26" w:name="__RefHeading___Toc55758_4049217194"/>
+      <w:bookmarkStart w:id="26" w:name="__RefHeading___Toc55758_3199679052"/>
       <w:bookmarkEnd w:id="26"/>
       <w:r>
         <w:rPr>
@@ -7209,7 +7209,7 @@
         <w:pStyle w:val="Heading2"/>
         <w:rPr/>
       </w:pPr>
-      <w:bookmarkStart w:id="27" w:name="__RefHeading___Toc55760_4049217194"/>
+      <w:bookmarkStart w:id="27" w:name="__RefHeading___Toc55760_3199679052"/>
       <w:bookmarkEnd w:id="27"/>
       <w:r>
         <w:rPr>
@@ -7508,7 +7508,7 @@
         <w:pStyle w:val="Heading2"/>
         <w:rPr/>
       </w:pPr>
-      <w:bookmarkStart w:id="28" w:name="__RefHeading___Toc55762_4049217194"/>
+      <w:bookmarkStart w:id="28" w:name="__RefHeading___Toc55762_3199679052"/>
       <w:bookmarkEnd w:id="28"/>
       <w:r>
         <w:rPr>
@@ -8177,7 +8177,7 @@
         <w:pStyle w:val="Heading2"/>
         <w:rPr/>
       </w:pPr>
-      <w:bookmarkStart w:id="29" w:name="__RefHeading___Toc55764_4049217194"/>
+      <w:bookmarkStart w:id="29" w:name="__RefHeading___Toc55764_3199679052"/>
       <w:bookmarkEnd w:id="29"/>
       <w:r>
         <w:rPr>
@@ -9053,7 +9053,7 @@
       <w:r>
         <w:br w:type="page"/>
       </w:r>
-      <w:bookmarkStart w:id="30" w:name="__RefHeading___Toc55766_4049217194"/>
+      <w:bookmarkStart w:id="30" w:name="__RefHeading___Toc55766_3199679052"/>
       <w:bookmarkStart w:id="31" w:name="_Toc233203395"/>
       <w:bookmarkEnd w:id="30"/>
       <w:r>
